--- a/docs/en/Annex_A_Econometric_Validation_EN.docx
+++ b/docs/en/Annex_A_Econometric_Validation_EN.docx
@@ -100,7 +100,7 @@
                 <w:color w:val="1A2744"/>
                 <w:sz w:val="22"/>
               </w:rPr>
-              <w:t>76.9% of global operational AI compute = USA</w:t>
+              <w:t>78.9% of global operational AI compute = USA</w:t>
             </w:r>
           </w:p>
         </w:tc>
@@ -140,7 +140,7 @@
                 <w:color w:val="1A2744"/>
                 <w:sz w:val="22"/>
               </w:rPr>
-              <w:t>3.46:1 CACI US/EU ratio (Power Mode)</w:t>
+              <w:t>3.47:1 CACI US/EU ratio (Power Mode)</w:t>
             </w:r>
           </w:p>
         </w:tc>
